--- a/Khiếu nại/08-KN.docx
+++ b/Khiếu nại/08-KN.docx
@@ -1,15 +1,15 @@
 
 <file path=word/document.xml><?xml version="1.0" encoding="utf-8"?>
-<w:document xmlns:wpc="http://schemas.microsoft.com/office/word/2010/wordprocessingCanvas" xmlns:cx="http://schemas.microsoft.com/office/drawing/2014/chartex" xmlns:mc="http://schemas.openxmlformats.org/markup-compatibility/2006" xmlns:o="urn:schemas-microsoft-com:office:office" xmlns:r="http://schemas.openxmlformats.org/officeDocument/2006/relationships" xmlns:m="http://schemas.openxmlformats.org/officeDocument/2006/math" xmlns:v="urn:schemas-microsoft-com:vml" xmlns:wp14="http://schemas.microsoft.com/office/word/2010/wordprocessingDrawing" xmlns:wp="http://schemas.openxmlformats.org/drawingml/2006/wordprocessingDrawing" xmlns:w10="urn:schemas-microsoft-com:office:word" xmlns:w="http://schemas.openxmlformats.org/wordprocessingml/2006/main" xmlns:w14="http://schemas.microsoft.com/office/word/2010/wordml" xmlns:w15="http://schemas.microsoft.com/office/word/2012/wordml" xmlns:w16se="http://schemas.microsoft.com/office/word/2015/wordml/symex" xmlns:wpg="http://schemas.microsoft.com/office/word/2010/wordprocessingGroup" xmlns:wpi="http://schemas.microsoft.com/office/word/2010/wordprocessingInk" xmlns:wne="http://schemas.microsoft.com/office/word/2006/wordml" xmlns:wps="http://schemas.microsoft.com/office/word/2010/wordprocessingShape" mc:Ignorable="w14 w15 w16se wp14">
+<w:document xmlns:wpc="http://schemas.microsoft.com/office/word/2010/wordprocessingCanvas" xmlns:cx="http://schemas.microsoft.com/office/drawing/2014/chartex" xmlns:cx1="http://schemas.microsoft.com/office/drawing/2015/9/8/chartex" xmlns:cx2="http://schemas.microsoft.com/office/drawing/2015/10/21/chartex" xmlns:cx3="http://schemas.microsoft.com/office/drawing/2016/5/9/chartex" xmlns:cx4="http://schemas.microsoft.com/office/drawing/2016/5/10/chartex" xmlns:cx5="http://schemas.microsoft.com/office/drawing/2016/5/11/chartex" xmlns:cx6="http://schemas.microsoft.com/office/drawing/2016/5/12/chartex" xmlns:cx7="http://schemas.microsoft.com/office/drawing/2016/5/13/chartex" xmlns:cx8="http://schemas.microsoft.com/office/drawing/2016/5/14/chartex" xmlns:mc="http://schemas.openxmlformats.org/markup-compatibility/2006" xmlns:aink="http://schemas.microsoft.com/office/drawing/2016/ink" xmlns:am3d="http://schemas.microsoft.com/office/drawing/2017/model3d" xmlns:o="urn:schemas-microsoft-com:office:office" xmlns:r="http://schemas.openxmlformats.org/officeDocument/2006/relationships" xmlns:m="http://schemas.openxmlformats.org/officeDocument/2006/math" xmlns:v="urn:schemas-microsoft-com:vml" xmlns:wp14="http://schemas.microsoft.com/office/word/2010/wordprocessingDrawing" xmlns:wp="http://schemas.openxmlformats.org/drawingml/2006/wordprocessingDrawing" xmlns:w10="urn:schemas-microsoft-com:office:word" xmlns:w="http://schemas.openxmlformats.org/wordprocessingml/2006/main" xmlns:w14="http://schemas.microsoft.com/office/word/2010/wordml" xmlns:w15="http://schemas.microsoft.com/office/word/2012/wordml" xmlns:w16cex="http://schemas.microsoft.com/office/word/2018/wordml/cex" xmlns:w16cid="http://schemas.microsoft.com/office/word/2016/wordml/cid" xmlns:w16="http://schemas.microsoft.com/office/word/2018/wordml" xmlns:w16se="http://schemas.microsoft.com/office/word/2015/wordml/symex" xmlns:wpg="http://schemas.microsoft.com/office/word/2010/wordprocessingGroup" xmlns:wpi="http://schemas.microsoft.com/office/word/2010/wordprocessingInk" xmlns:wne="http://schemas.microsoft.com/office/word/2006/wordml" xmlns:wps="http://schemas.microsoft.com/office/word/2010/wordprocessingShape" mc:Ignorable="w14 w15 w16se w16cid w16 w16cex wp14">
   <w:body>
     <w:tbl>
       <w:tblPr>
-        <w:tblW w:w="9362" w:type="dxa"/>
+        <w:tblW w:w="10053" w:type="dxa"/>
         <w:tblLook w:val="01E0" w:firstRow="1" w:lastRow="1" w:firstColumn="1" w:lastColumn="1" w:noHBand="0" w:noVBand="0"/>
       </w:tblPr>
       <w:tblGrid>
-        <w:gridCol w:w="3076"/>
-        <w:gridCol w:w="6286"/>
+        <w:gridCol w:w="3969"/>
+        <w:gridCol w:w="6084"/>
       </w:tblGrid>
       <w:tr>
         <w:trPr>
@@ -17,7 +17,7 @@
         </w:trPr>
         <w:tc>
           <w:tcPr>
-            <w:tcW w:w="3076" w:type="dxa"/>
+            <w:tcW w:w="3969" w:type="dxa"/>
           </w:tcPr>
           <w:p>
             <w:pPr>
@@ -37,7 +37,25 @@
                 <w:sz w:val="26"/>
                 <w:szCs w:val="26"/>
               </w:rPr>
-              <w:t>[[DVChuQuan]]</w:t>
+              <w:t>[[</w:t>
+            </w:r>
+            <w:r>
+              <w:rPr>
+                <w:rFonts w:ascii="Times New Roman" w:eastAsia="Times New Roman" w:hAnsi="Times New Roman" w:cs="Times New Roman"/>
+                <w:color w:val="000000"/>
+                <w:sz w:val="26"/>
+                <w:szCs w:val="26"/>
+              </w:rPr>
+              <w:t>TenCoQuanToChucLine1</w:t>
+            </w:r>
+            <w:r>
+              <w:rPr>
+                <w:rFonts w:ascii="Times New Roman" w:eastAsia="Times New Roman" w:hAnsi="Times New Roman" w:cs="Times New Roman"/>
+                <w:color w:val="000000"/>
+                <w:sz w:val="26"/>
+                <w:szCs w:val="26"/>
+              </w:rPr>
+              <w:t>]]</w:t>
             </w:r>
           </w:p>
           <w:p>
@@ -59,7 +77,36 @@
                 <w:sz w:val="26"/>
                 <w:szCs w:val="26"/>
               </w:rPr>
-              <w:t>[[DVThucHien]]</w:t>
+              <w:t>[[</w:t>
+            </w:r>
+            <w:r>
+              <w:rPr>
+                <w:rFonts w:ascii="Times New Roman" w:eastAsia="Times New Roman" w:hAnsi="Times New Roman" w:cs="Times New Roman"/>
+                <w:color w:val="000000"/>
+                <w:sz w:val="26"/>
+                <w:szCs w:val="26"/>
+              </w:rPr>
+              <w:t>TenCoQuanToChucLine</w:t>
+            </w:r>
+            <w:r>
+              <w:rPr>
+                <w:rFonts w:ascii="Times New Roman" w:eastAsia="Times New Roman" w:hAnsi="Times New Roman" w:cs="Times New Roman"/>
+                <w:color w:val="000000"/>
+                <w:sz w:val="26"/>
+                <w:szCs w:val="26"/>
+              </w:rPr>
+              <w:t>2</w:t>
+            </w:r>
+            <w:bookmarkStart w:id="0" w:name="_GoBack"/>
+            <w:bookmarkEnd w:id="0"/>
+            <w:r>
+              <w:rPr>
+                <w:rFonts w:ascii="Times New Roman" w:eastAsia="Times New Roman" w:hAnsi="Times New Roman" w:cs="Times New Roman"/>
+                <w:color w:val="000000"/>
+                <w:sz w:val="26"/>
+                <w:szCs w:val="26"/>
+              </w:rPr>
+              <w:t>]]</w:t>
             </w:r>
           </w:p>
           <w:p>
@@ -84,7 +131,7 @@
               <mc:AlternateContent>
                 <mc:Choice Requires="wps">
                   <w:drawing>
-                    <wp:anchor distT="4294967295" distB="4294967295" distL="114300" distR="114300" simplePos="0" relativeHeight="251661312" behindDoc="0" locked="0" layoutInCell="1" allowOverlap="1" wp14:anchorId="02F29B94" wp14:editId="30473DCE">
+                    <wp:anchor distT="4294967295" distB="4294967295" distL="114300" distR="114300" simplePos="0" relativeHeight="251661312" behindDoc="0" locked="0" layoutInCell="1" allowOverlap="1" wp14:anchorId="47A69B90" wp14:editId="5DAAAD44">
                       <wp:simplePos x="0" y="0"/>
                       <wp:positionH relativeFrom="column">
                         <wp:posOffset>613410</wp:posOffset>
@@ -176,7 +223,7 @@
         </w:tc>
         <w:tc>
           <w:tcPr>
-            <w:tcW w:w="6286" w:type="dxa"/>
+            <w:tcW w:w="6084" w:type="dxa"/>
           </w:tcPr>
           <w:p>
             <w:pPr>
@@ -251,7 +298,7 @@
               <mc:AlternateContent>
                 <mc:Choice Requires="wps">
                   <w:drawing>
-                    <wp:anchor distT="4294967295" distB="4294967295" distL="114300" distR="114300" simplePos="0" relativeHeight="251660288" behindDoc="0" locked="0" layoutInCell="1" allowOverlap="1" wp14:anchorId="381AD4CA" wp14:editId="786228C3">
+                    <wp:anchor distT="4294967295" distB="4294967295" distL="114300" distR="114300" simplePos="0" relativeHeight="251660288" behindDoc="0" locked="0" layoutInCell="1" allowOverlap="1" wp14:anchorId="77C5EE41" wp14:editId="7F522AAC">
                       <wp:simplePos x="0" y="0"/>
                       <wp:positionH relativeFrom="column">
                         <wp:posOffset>924560</wp:posOffset>
@@ -446,7 +493,6 @@
           <w:lang w:val="fr-FR"/>
         </w:rPr>
       </w:pPr>
-      <w:bookmarkStart w:id="0" w:name="_GoBack"/>
       <w:r>
         <w:rPr>
           <w:rFonts w:ascii="Times New Roman" w:eastAsia="Times New Roman" w:hAnsi="Times New Roman" w:cs="Times New Roman"/>
@@ -458,7 +504,7 @@
         <mc:AlternateContent>
           <mc:Choice Requires="wps">
             <w:drawing>
-              <wp:anchor distT="4294967295" distB="4294967295" distL="114300" distR="114300" simplePos="0" relativeHeight="251659264" behindDoc="0" locked="0" layoutInCell="1" allowOverlap="1" wp14:anchorId="68C2C9CE" wp14:editId="13C4E58A">
+              <wp:anchor distT="4294967295" distB="4294967295" distL="114300" distR="114300" simplePos="0" relativeHeight="251659264" behindDoc="0" locked="0" layoutInCell="1" allowOverlap="1" wp14:anchorId="0E3BFA74" wp14:editId="2E03F242">
                 <wp:simplePos x="0" y="0"/>
                 <wp:positionH relativeFrom="margin">
                   <wp:align>center</wp:align>
@@ -526,7 +572,6 @@
           </mc:Fallback>
         </mc:AlternateContent>
       </w:r>
-      <w:bookmarkEnd w:id="0"/>
     </w:p>
     <w:p>
       <w:pPr>
@@ -1266,7 +1311,7 @@
 </file>
 
 <file path=word/styles.xml><?xml version="1.0" encoding="utf-8"?>
-<w:styles xmlns:mc="http://schemas.openxmlformats.org/markup-compatibility/2006" xmlns:r="http://schemas.openxmlformats.org/officeDocument/2006/relationships" xmlns:w="http://schemas.openxmlformats.org/wordprocessingml/2006/main" xmlns:w14="http://schemas.microsoft.com/office/word/2010/wordml" xmlns:w15="http://schemas.microsoft.com/office/word/2012/wordml" xmlns:w16se="http://schemas.microsoft.com/office/word/2015/wordml/symex" mc:Ignorable="w14 w15 w16se">
+<w:styles xmlns:mc="http://schemas.openxmlformats.org/markup-compatibility/2006" xmlns:r="http://schemas.openxmlformats.org/officeDocument/2006/relationships" xmlns:w="http://schemas.openxmlformats.org/wordprocessingml/2006/main" xmlns:w14="http://schemas.microsoft.com/office/word/2010/wordml" xmlns:w15="http://schemas.microsoft.com/office/word/2012/wordml" xmlns:w16cex="http://schemas.microsoft.com/office/word/2018/wordml/cex" xmlns:w16cid="http://schemas.microsoft.com/office/word/2016/wordml/cid" xmlns:w16="http://schemas.microsoft.com/office/word/2018/wordml" xmlns:w16se="http://schemas.microsoft.com/office/word/2015/wordml/symex" mc:Ignorable="w14 w15 w16se w16cid w16 w16cex">
   <w:docDefaults>
     <w:rPrDefault>
       <w:rPr>
@@ -1282,7 +1327,7 @@
       </w:pPr>
     </w:pPrDefault>
   </w:docDefaults>
-  <w:latentStyles w:defLockedState="0" w:defUIPriority="99" w:defSemiHidden="0" w:defUnhideWhenUsed="0" w:defQFormat="0" w:count="371">
+  <w:latentStyles w:defLockedState="0" w:defUIPriority="99" w:defSemiHidden="0" w:defUnhideWhenUsed="0" w:defQFormat="0" w:count="376">
     <w:lsdException w:name="Normal" w:uiPriority="0" w:qFormat="1"/>
     <w:lsdException w:name="heading 1" w:uiPriority="9" w:qFormat="1"/>
     <w:lsdException w:name="heading 2" w:semiHidden="1" w:uiPriority="9" w:unhideWhenUsed="1" w:qFormat="1"/>
@@ -1388,7 +1433,6 @@
     <w:lsdException w:name="HTML Sample" w:semiHidden="1" w:unhideWhenUsed="1"/>
     <w:lsdException w:name="HTML Typewriter" w:semiHidden="1" w:unhideWhenUsed="1"/>
     <w:lsdException w:name="HTML Variable" w:semiHidden="1" w:unhideWhenUsed="1"/>
-    <w:lsdException w:name="Normal Table" w:semiHidden="1" w:unhideWhenUsed="1"/>
     <w:lsdException w:name="annotation subject" w:semiHidden="1" w:unhideWhenUsed="1"/>
     <w:lsdException w:name="No List" w:semiHidden="1" w:unhideWhenUsed="1"/>
     <w:lsdException w:name="Outline List 1" w:semiHidden="1" w:unhideWhenUsed="1"/>
@@ -1431,11 +1475,8 @@
     <w:lsdException w:name="Table Contemporary" w:semiHidden="1" w:unhideWhenUsed="1"/>
     <w:lsdException w:name="Table Elegant" w:semiHidden="1" w:unhideWhenUsed="1"/>
     <w:lsdException w:name="Table Professional" w:semiHidden="1" w:unhideWhenUsed="1"/>
-    <w:lsdException w:name="Table Subtle 1" w:semiHidden="1" w:unhideWhenUsed="1"/>
     <w:lsdException w:name="Table Subtle 2" w:semiHidden="1" w:unhideWhenUsed="1"/>
     <w:lsdException w:name="Table Web 1" w:semiHidden="1" w:unhideWhenUsed="1"/>
-    <w:lsdException w:name="Table Web 2" w:semiHidden="1" w:unhideWhenUsed="1"/>
-    <w:lsdException w:name="Table Web 3" w:semiHidden="1" w:unhideWhenUsed="1"/>
     <w:lsdException w:name="Balloon Text" w:semiHidden="1" w:unhideWhenUsed="1"/>
     <w:lsdException w:name="Table Grid" w:uiPriority="39"/>
     <w:lsdException w:name="Table Theme" w:semiHidden="1" w:unhideWhenUsed="1"/>
@@ -1654,6 +1695,11 @@
     <w:lsdException w:name="List Table 5 Dark Accent 6" w:uiPriority="50"/>
     <w:lsdException w:name="List Table 6 Colorful Accent 6" w:uiPriority="51"/>
     <w:lsdException w:name="List Table 7 Colorful Accent 6" w:uiPriority="52"/>
+    <w:lsdException w:name="Mention" w:semiHidden="1" w:unhideWhenUsed="1"/>
+    <w:lsdException w:name="Smart Hyperlink" w:semiHidden="1" w:unhideWhenUsed="1"/>
+    <w:lsdException w:name="Hashtag" w:semiHidden="1" w:unhideWhenUsed="1"/>
+    <w:lsdException w:name="Unresolved Mention" w:semiHidden="1" w:unhideWhenUsed="1"/>
+    <w:lsdException w:name="Smart Link" w:semiHidden="1" w:unhideWhenUsed="1"/>
   </w:latentStyles>
   <w:style w:type="paragraph" w:default="1" w:styleId="Normal">
     <w:name w:val="Normal"/>
